--- a/MAU BB TO TUNG/THU TUC NHAP TRAI/mau de dua vao nha tam giu/GIU NGUOI TRONG TRUONG HOP KHAN CAP/3. BIEN BAN BAN GIAO, NHAN NGƯỜI BỊ TẠM GIAM CHUAN.docx
+++ b/MAU BB TO TUNG/THU TUC NHAP TRAI/mau de dua vao nha tam giu/GIU NGUOI TRONG TRUONG HOP KHAN CAP/3. BIEN BAN BAN GIAO, NHAN NGƯỜI BỊ TẠM GIAM CHUAN.docx
@@ -1376,6 +1376,25 @@
           <w:sz w:val="28"/>
           <w:szCs w:val="28"/>
         </w:rPr>
+        <w:tab/>
+      </w:r>
+    </w:p>
+    <w:p>
+      <w:pPr>
+        <w:spacing w:after="100"/>
+        <w:jc w:val="both"/>
+        <w:rPr>
+          <w:rFonts w:asciiTheme="majorHAnsi" w:hAnsiTheme="majorHAnsi" w:cstheme="majorHAnsi"/>
+          <w:sz w:val="28"/>
+          <w:szCs w:val="28"/>
+        </w:rPr>
+      </w:pPr>
+      <w:r>
+        <w:rPr>
+          <w:rFonts w:asciiTheme="majorHAnsi" w:hAnsiTheme="majorHAnsi" w:cstheme="majorHAnsi"/>
+          <w:sz w:val="28"/>
+          <w:szCs w:val="28"/>
+        </w:rPr>
         <w:t>cấp {doituong1_ngay_cap}</w:t>
       </w:r>
       <w:r>
@@ -1384,7 +1403,7 @@
           <w:sz w:val="28"/>
           <w:szCs w:val="28"/>
         </w:rPr>
-        <w:tab/>
+        <w:t xml:space="preserve">. </w:t>
       </w:r>
       <w:r>
         <w:rPr>

--- a/MAU BB TO TUNG/THU TUC NHAP TRAI/mau de dua vao nha tam giu/GIU NGUOI TRONG TRUONG HOP KHAN CAP/3. BIEN BAN BAN GIAO, NHAN NGƯỜI BỊ TẠM GIAM CHUAN.docx
+++ b/MAU BB TO TUNG/THU TUC NHAP TRAI/mau de dua vao nha tam giu/GIU NGUOI TRONG TRUONG HOP KHAN CAP/3. BIEN BAN BAN GIAO, NHAN NGƯỜI BỊ TẠM GIAM CHUAN.docx
@@ -489,7 +489,7 @@
           <w:sz w:val="28"/>
           <w:szCs w:val="28"/>
         </w:rPr>
-        <w:t>4</w:t>
+        <w:t xml:space="preserve">  </w:t>
       </w:r>
       <w:r>
         <w:rPr>
@@ -1557,7 +1557,7 @@
           <w:sz w:val="28"/>
           <w:szCs w:val="28"/>
         </w:rPr>
-        <w:t>4</w:t>
+        <w:t xml:space="preserve">   </w:t>
       </w:r>
       <w:r>
         <w:rPr>
